--- a/1 am/2 نظام التشغيل/cours 5/fiche.docx
+++ b/1 am/2 نظام التشغيل/cours 5/fiche.docx
@@ -5594,7 +5594,7 @@
       </w:tr>
       <w:tr>
         <w:trPr>
-          <w:trHeight w:val="12615"/>
+          <w:trHeight w:val="12626"/>
         </w:trPr>
         <w:tc>
           <w:tcPr>
@@ -5625,6 +5625,8 @@
                 <w:u w:val="single"/>
               </w:rPr>
             </w:pPr>
+            <w:bookmarkStart w:id="0" w:name="_GoBack"/>
+            <w:bookmarkEnd w:id="0"/>
             <w:r>
               <w:rPr>
                 <w:rFonts w:asciiTheme="majorBidi" w:hAnsiTheme="majorBidi" w:cstheme="majorBidi"/>
@@ -5636,23 +5638,8 @@
                 <w:u w:val="single"/>
                 <w:rtl/>
               </w:rPr>
-              <w:t xml:space="preserve">واجهة نظام </w:t>
-            </w:r>
-            <w:proofErr w:type="gramStart"/>
-            <w:r>
-              <w:rPr>
-                <w:rFonts w:asciiTheme="majorBidi" w:hAnsiTheme="majorBidi" w:cstheme="majorBidi"/>
-                <w:b/>
-                <w:bCs/>
-                <w:color w:val="FF0000"/>
-                <w:sz w:val="28"/>
-                <w:szCs w:val="28"/>
-                <w:u w:val="single"/>
-                <w:rtl/>
-              </w:rPr>
-              <w:t>التشغيل :</w:t>
-            </w:r>
-            <w:proofErr w:type="gramEnd"/>
+              <w:t>واجهة نظام التشغيل :</w:t>
+            </w:r>
           </w:p>
           <w:p>
             <w:pPr>
@@ -5664,8 +5651,6 @@
                 <w:lang w:bidi="ar-DZ"/>
               </w:rPr>
             </w:pPr>
-            <w:bookmarkStart w:id="0" w:name="_GoBack"/>
-            <w:bookmarkEnd w:id="0"/>
             <w:r>
               <w:rPr>
                 <w:rFonts w:asciiTheme="majorBidi" w:hAnsiTheme="majorBidi" w:cstheme="majorBidi"/>
@@ -6840,7 +6825,8 @@
               <w:bidi/>
               <w:ind w:left="1080"/>
               <w:rPr>
-                <w:rFonts w:asciiTheme="majorBidi" w:hAnsiTheme="majorBidi" w:cstheme="majorBidi"/>
+                <w:rFonts w:asciiTheme="majorBidi" w:hAnsiTheme="majorBidi" w:cstheme="majorBidi" w:hint="cs"/>
+                <w:rtl/>
                 <w:lang w:bidi="ar-DZ"/>
               </w:rPr>
             </w:pPr>
